--- a/courts/fourth-circuit/west-virginia/state/supreme-court/answering-brief/usage/OUTPUT-answering-brief.docx
+++ b/courts/fourth-circuit/west-virginia/state/supreme-court/answering-brief/usage/OUTPUT-answering-brief.docx
@@ -41,9 +41,7 @@
           <w:b/>
           <w:bCs/>
         </w:rPr>
-        <w:t xml:space="preserve">24</w:t>
-        <w:noBreakHyphen/>
-        <w:t xml:space="preserve">27</w:t>
+        <w:t xml:space="preserve">24-⁠27</w:t>
       </w:r>
     </w:p>
     <w:p>
@@ -547,9 +545,7 @@
           <w:b/>
           <w:bCs/>
         </w:rPr>
-        <w:t xml:space="preserve">22</w:t>
-        <w:noBreakHyphen/>
-        <w:t xml:space="preserve">2227)</w:t>
+        <w:t xml:space="preserve">22-⁠2227)</w:t>
       </w:r>
     </w:p>
     <w:p>
@@ -773,9 +769,7 @@
         <w:t xml:space="preserve"> </w:t>
       </w:r>
       <w:r>
-        <w:t xml:space="preserve">25402</w:t>
-        <w:noBreakHyphen/>
-        <w:t xml:space="preserve">1419</w:t>
+        <w:t xml:space="preserve">25402-⁠1419</w:t>
       </w:r>
     </w:p>
     <w:p>
@@ -797,9 +791,7 @@
         <w:t xml:space="preserve"> </w:t>
       </w:r>
       <w:r>
-        <w:t xml:space="preserve">264</w:t>
-        <w:noBreakHyphen/>
-        <w:t xml:space="preserve">4209</w:t>
+        <w:t xml:space="preserve">264-⁠4209</w:t>
       </w:r>
     </w:p>
     <w:p>
@@ -821,9 +813,7 @@
         <w:t xml:space="preserve"> </w:t>
       </w:r>
       <w:r>
-        <w:t xml:space="preserve">267</w:t>
-        <w:noBreakHyphen/>
-        <w:t xml:space="preserve">3822</w:t>
+        <w:t xml:space="preserve">267-⁠3822</w:t>
       </w:r>
     </w:p>
     <w:p>
@@ -3570,9 +3560,7 @@
         <w:t xml:space="preserve"> </w:t>
       </w:r>
       <w:r>
-        <w:t xml:space="preserve">20</w:t>
-        <w:noBreakHyphen/>
-        <w:t xml:space="preserve">0862,</w:t>
+        <w:t xml:space="preserve">20-⁠0862,</w:t>
       </w:r>
       <w:r>
         <w:t xml:space="preserve"> </w:t>
@@ -5570,9 +5558,7 @@
         <w:t xml:space="preserve"> </w:t>
       </w:r>
       <w:r>
-        <w:t xml:space="preserve">2:10-cv</w:t>
-        <w:noBreakHyphen/>
-        <w:t xml:space="preserve">00990,</w:t>
+        <w:t xml:space="preserve">2:10-cv-⁠00990,</w:t>
       </w:r>
       <w:r>
         <w:t xml:space="preserve"> </w:t>
@@ -5781,11 +5767,7 @@
         <w:t xml:space="preserve"> </w:t>
       </w:r>
       <w:r>
-        <w:t xml:space="preserve">46A</w:t>
-        <w:noBreakHyphen/>
-        <w:t xml:space="preserve">1</w:t>
-        <w:noBreakHyphen/>
-        <w:t xml:space="preserve">102</w:t>
+        <w:t xml:space="preserve">46A-⁠1-⁠102</w:t>
       </w:r>
       <w:r>
         <w:t xml:space="preserve">   </w:t>
@@ -5831,11 +5813,7 @@
         <w:t xml:space="preserve"> </w:t>
       </w:r>
       <w:r>
-        <w:t xml:space="preserve">46A</w:t>
-        <w:noBreakHyphen/>
-        <w:t xml:space="preserve">5</w:t>
-        <w:noBreakHyphen/>
-        <w:t xml:space="preserve">101</w:t>
+        <w:t xml:space="preserve">46A-⁠5-⁠101</w:t>
       </w:r>
       <w:r>
         <w:t xml:space="preserve">   </w:t>
@@ -5881,11 +5859,7 @@
         <w:t xml:space="preserve"> </w:t>
       </w:r>
       <w:r>
-        <w:t xml:space="preserve">46A</w:t>
-        <w:noBreakHyphen/>
-        <w:t xml:space="preserve">5</w:t>
-        <w:noBreakHyphen/>
-        <w:t xml:space="preserve">104</w:t>
+        <w:t xml:space="preserve">46A-⁠5-⁠104</w:t>
       </w:r>
       <w:r>
         <w:t xml:space="preserve">   </w:t>
@@ -5931,11 +5905,7 @@
         <w:t xml:space="preserve"> </w:t>
       </w:r>
       <w:r>
-        <w:t xml:space="preserve">51</w:t>
-        <w:noBreakHyphen/>
-        <w:t xml:space="preserve">1A</w:t>
-        <w:noBreakHyphen/>
-        <w:t xml:space="preserve">4</w:t>
+        <w:t xml:space="preserve">51-⁠1A-⁠4</w:t>
       </w:r>
       <w:r>
         <w:t xml:space="preserve">   </w:t>
@@ -5981,11 +5951,7 @@
         <w:t xml:space="preserve"> </w:t>
       </w:r>
       <w:r>
-        <w:t xml:space="preserve">55</w:t>
-        <w:noBreakHyphen/>
-        <w:t xml:space="preserve">7B</w:t>
-        <w:noBreakHyphen/>
-        <w:t xml:space="preserve">1</w:t>
+        <w:t xml:space="preserve">55-⁠7B-⁠1</w:t>
       </w:r>
       <w:r>
         <w:t xml:space="preserve">   </w:t>
@@ -6031,11 +5997,7 @@
         <w:t xml:space="preserve"> </w:t>
       </w:r>
       <w:r>
-        <w:t xml:space="preserve">55</w:t>
-        <w:noBreakHyphen/>
-        <w:t xml:space="preserve">7B</w:t>
-        <w:noBreakHyphen/>
-        <w:t xml:space="preserve">2</w:t>
+        <w:t xml:space="preserve">55-⁠7B-⁠2</w:t>
       </w:r>
       <w:r>
         <w:t xml:space="preserve">   </w:t>
@@ -6085,11 +6047,7 @@
         <w:t xml:space="preserve"> </w:t>
       </w:r>
       <w:r>
-        <w:t xml:space="preserve">55</w:t>
-        <w:noBreakHyphen/>
-        <w:t xml:space="preserve">7B</w:t>
-        <w:noBreakHyphen/>
-        <w:t xml:space="preserve">3</w:t>
+        <w:t xml:space="preserve">55-⁠7B-⁠3</w:t>
       </w:r>
       <w:r>
         <w:t xml:space="preserve">   </w:t>
@@ -6135,11 +6093,7 @@
         <w:t xml:space="preserve"> </w:t>
       </w:r>
       <w:r>
-        <w:t xml:space="preserve">55</w:t>
-        <w:noBreakHyphen/>
-        <w:t xml:space="preserve">7B</w:t>
-        <w:noBreakHyphen/>
-        <w:t xml:space="preserve">4</w:t>
+        <w:t xml:space="preserve">55-⁠7B-⁠4</w:t>
       </w:r>
       <w:r>
         <w:t xml:space="preserve">   </w:t>
@@ -6185,11 +6139,7 @@
         <w:t xml:space="preserve"> </w:t>
       </w:r>
       <w:r>
-        <w:t xml:space="preserve">55</w:t>
-        <w:noBreakHyphen/>
-        <w:t xml:space="preserve">7B</w:t>
-        <w:noBreakHyphen/>
-        <w:t xml:space="preserve">6</w:t>
+        <w:t xml:space="preserve">55-⁠7B-⁠6</w:t>
       </w:r>
       <w:r>
         <w:t xml:space="preserve">   </w:t>
@@ -6292,19 +6242,7 @@
         <w:t xml:space="preserve">, 248 W. Va. 351, 888 S.E.2d 852 (2023) (“By the plain language of the statute, the MPLA applies when the action arises from ‘health care’ rendered to ‘a patient.’”). See also State ex rel. West Virginia University Hospitals, Inc. v. Scott</w:t>
       </w:r>
       <w:r>
-        <w:t xml:space="preserve">, 246 W. Va. 184, 193</w:t>
-      </w:r>
-      <w:r>
-        <w:noBreakHyphen/>
-      </w:r>
-      <w:r>
-        <w:t xml:space="preserve">194, 866 S.E.2d 350, 360</w:t>
-      </w:r>
-      <w:r>
-        <w:noBreakHyphen/>
-      </w:r>
-      <w:r>
-        <w:t xml:space="preserve">361 (2021) (“It goes without saying that [a plaintiff] cannot avoid the MPLA with creative pleading,” so a corporate negligence claim arising from medical documentation falls within the Act because it “implicate[s] the provision of ‘health care’ under the amended MPLA.”).</w:t>
+        <w:t xml:space="preserve">, 246 W. Va. 184, 193-⁠194, 866 S.E.2d 350, 360-⁠361 (2021) (“It goes without saying that [a plaintiff] cannot avoid the MPLA with creative pleading,” so a corporate negligence claim arising from medical documentation falls within the Act because it “implicate[s] the provision of ‘health care’ under the amended MPLA.”).</w:t>
       </w:r>
     </w:p>
     <w:p>
@@ -6800,19 +6738,7 @@
         <w:pStyle w:val="BodyText"/>
       </w:pPr>
       <w:r>
-        <w:t xml:space="preserve">On August 3, 2022, Appellant filed this putative class action in West Virginia state court, seeking over $6 million in damages, plus statutory damages and attorneys’ fees, alleging she “has been … injured” by substandard mammograms she received from Appellee Valley Health System’s (“Valley Health”) Outpatient Diagnostic Center at Winchester Medical Center (“WMC”). JA 1, 5</w:t>
-      </w:r>
-      <w:r>
-        <w:noBreakHyphen/>
-      </w:r>
-      <w:r>
-        <w:t xml:space="preserve">16, 23</w:t>
-      </w:r>
-      <w:r>
-        <w:noBreakHyphen/>
-      </w:r>
-      <w:r>
-        <w:t xml:space="preserve">26.1 Specifically, she claims her mammograms “were not ‘quality healthcare’” because “staff were not accurately positioning or compressing women’s breasts during mammograms.” JA 9. Appellant claims that Valley Health “fail[ed] to ensure that its mammogram technicians were performing [] procedures to the FDA’s standards,” resulting in “serious image quality deficiencies” that pose a “serious risk to human health.” Id.</w:t>
+        <w:t xml:space="preserve">On August 3, 2022, Appellant filed this putative class action in West Virginia state court, seeking over $6 million in damages, plus statutory damages and attorneys’ fees, alleging she “has been … injured” by substandard mammograms she received from Appellee Valley Health System’s (“Valley Health”) Outpatient Diagnostic Center at Winchester Medical Center (“WMC”). JA 1, 5-⁠16, 23-⁠26.1 Specifically, she claims her mammograms “were not ‘quality healthcare’” because “staff were not accurately positioning or compressing women’s breasts during mammograms.” JA 9. Appellant claims that Valley Health “fail[ed] to ensure that its mammogram technicians were performing [] procedures to the FDA’s standards,” resulting in “serious image quality deficiencies” that pose a “serious risk to human health.” Id.</w:t>
       </w:r>
     </w:p>
     <w:p>
@@ -6820,13 +6746,7 @@
         <w:pStyle w:val="BodyText"/>
       </w:pPr>
       <w:r>
-        <w:t xml:space="preserve">The Mammography Quality Standards Act requires all mammography facilities to be accredited in the United States. JA 8, 25</w:t>
-      </w:r>
-      <w:r>
-        <w:noBreakHyphen/>
-      </w:r>
-      <w:r>
-        <w:t xml:space="preserve">26. See also Mammography Quality Standards Act of 1992, Pub. L. No. 102–539, 106 Stat. 3547. Valley Health, including WMC, voluntarily</w:t>
+        <w:t xml:space="preserve">The Mammography Quality Standards Act requires all mammography facilities to be accredited in the United States. JA 8, 25-⁠26. See also Mammography Quality Standards Act of 1992, Pub. L. No. 102–539, 106 Stat. 3547. Valley Health, including WMC, voluntarily</w:t>
       </w:r>
     </w:p>
     <w:p>
@@ -6834,25 +6754,7 @@
         <w:pStyle w:val="BodyText"/>
       </w:pPr>
       <w:r>
-        <w:t xml:space="preserve">Exhibits 1 and 2 to Appellant’s Complaint are located at JA 23</w:t>
-      </w:r>
-      <w:r>
-        <w:noBreakHyphen/>
-      </w:r>
-      <w:r>
-        <w:t xml:space="preserve">26. Appellant appears to have inadvertently included discovery requests that were served with the Complaint but that are not at issue in this appeal. Cf. JA 17</w:t>
-      </w:r>
-      <w:r>
-        <w:noBreakHyphen/>
-      </w:r>
-      <w:r>
-        <w:t xml:space="preserve">22. participates in the Mammography Accreditation Program provided by the American College of Radiology (“ACR”). JA 8</w:t>
-      </w:r>
-      <w:r>
-        <w:noBreakHyphen/>
-      </w:r>
-      <w:r>
-        <w:t xml:space="preserve">9.</w:t>
+        <w:t xml:space="preserve">Exhibits 1 and 2 to Appellant’s Complaint are located at JA 23-⁠26. Appellant appears to have inadvertently included discovery requests that were served with the Complaint but that are not at issue in this appeal. Cf. JA 17-⁠22. participates in the Mammography Accreditation Program provided by the American College of Radiology (“ACR”). JA 8-⁠9.</w:t>
       </w:r>
     </w:p>
     <w:p>
@@ -6860,25 +6762,7 @@
         <w:pStyle w:val="BodyText"/>
       </w:pPr>
       <w:r>
-        <w:t xml:space="preserve">On July 1, 2019, the ACR notified WMC that it was required to participate in an Additional Mammography Review after a deficiency was noted in reviewing its records. JA 9, 23</w:t>
-      </w:r>
-      <w:r>
-        <w:noBreakHyphen/>
-      </w:r>
-      <w:r>
-        <w:t xml:space="preserve">24. Thereafter, WMC stopped performing mammography services on August 31, 2019. JA 25</w:t>
-      </w:r>
-      <w:r>
-        <w:noBreakHyphen/>
-      </w:r>
-      <w:r>
-        <w:t xml:space="preserve">26. On September 4, 2019, the ACR temporarily revoked WMC’s accreditation and required it to give Patient and Referring Healthcare Provider Notifications (“PPN”) to alert all at-risk patients and their providers of quality issues with mammograms performed at WMC between June 20, 2017 and August 31, 2019. JA 23</w:t>
-      </w:r>
-      <w:r>
-        <w:noBreakHyphen/>
-      </w:r>
-      <w:r>
-        <w:t xml:space="preserve">26. WMC’s accreditation was subsequently reinstated and it is currently performing mammography. JA 24.</w:t>
+        <w:t xml:space="preserve">On July 1, 2019, the ACR notified WMC that it was required to participate in an Additional Mammography Review after a deficiency was noted in reviewing its records. JA 9, 23-⁠24. Thereafter, WMC stopped performing mammography services on August 31, 2019. JA 25-⁠26. On September 4, 2019, the ACR temporarily revoked WMC’s accreditation and required it to give Patient and Referring Healthcare Provider Notifications (“PPN”) to alert all at-risk patients and their providers of quality issues with mammograms performed at WMC between June 20, 2017 and August 31, 2019. JA 23-⁠26. WMC’s accreditation was subsequently reinstated and it is currently performing mammography. JA 24.</w:t>
       </w:r>
     </w:p>
     <w:p>
@@ -6886,31 +6770,7 @@
         <w:pStyle w:val="BodyText"/>
       </w:pPr>
       <w:r>
-        <w:t xml:space="preserve">Appellant received a PPN letter from Valley Health on December 16, 2019 because she received one or more mammograms at WMC during the relevant timeframe. JA 25</w:t>
-      </w:r>
-      <w:r>
-        <w:noBreakHyphen/>
-      </w:r>
-      <w:r>
-        <w:t xml:space="preserve">26. Appellant admits she received the PPN on December 16, 2019, and she attached a copy as Exhibit 2 to her Complaint. JA 9, 25</w:t>
-      </w:r>
-      <w:r>
-        <w:noBreakHyphen/>
-      </w:r>
-      <w:r>
-        <w:t xml:space="preserve">26. See also JA 62</w:t>
-      </w:r>
-      <w:r>
-        <w:noBreakHyphen/>
-      </w:r>
-      <w:r>
-        <w:t xml:space="preserve">63 &amp; Appellant Br. at 3. The PPN informed Appellant that “there is serious concern about the quality of the mammography” she received, although “[t]his does not necessarily mean that the results you and your health care provider(s) were given were wrong.” JA 25 (emphasis added). The PPN recommended that she take certain actions depending on the date of her last mammogram and offered to “pay for the reevaluation of your mammogram(s) and for your repeat mammogram, if needed….” JA 25</w:t>
-      </w:r>
-      <w:r>
-        <w:noBreakHyphen/>
-      </w:r>
-      <w:r>
-        <w:t xml:space="preserve">26. Appellant did in fact request reevaluation of her mammograms, which upon review did meet technical standards.</w:t>
+        <w:t xml:space="preserve">Appellant received a PPN letter from Valley Health on December 16, 2019 because she received one or more mammograms at WMC during the relevant timeframe. JA 25-⁠26. Appellant admits she received the PPN on December 16, 2019, and she attached a copy as Exhibit 2 to her Complaint. JA 9, 25-⁠26. See also JA 62-⁠63 &amp; Appellant Br. at 3. The PPN informed Appellant that “there is serious concern about the quality of the mammography” she received, although “[t]his does not necessarily mean that the results you and your health care provider(s) were given were wrong.” JA 25 (emphasis added). The PPN recommended that she take certain actions depending on the date of her last mammogram and offered to “pay for the reevaluation of your mammogram(s) and for your repeat mammogram, if needed….” JA 25-⁠26. Appellant did in fact request reevaluation of her mammograms, which upon review did meet technical standards.</w:t>
       </w:r>
     </w:p>
     <w:p>
@@ -6918,22 +6778,10 @@
         <w:pStyle w:val="BodyText"/>
       </w:pPr>
       <w:r>
-        <w:t xml:space="preserve">Two (2) years and eight (8) months later, Appellant filed this lawsuit, alleging that her mammograms “were the worst kind of health care because they gave her and others the impression that [they] were accurate when in fact they were not dependably accurate.” JA 5, 10. Although her claims are premised upon Valley Health “failing to ensure that its mammogram technicians were performing those procedures to the FDA’s standards,” resulting in “serious image quality deficiencies” that posed a “serious risk to human health,” JA 11</w:t>
-      </w:r>
-      <w:r>
-        <w:noBreakHyphen/>
-      </w:r>
-      <w:r>
-        <w:t xml:space="preserve">13, Appellant did not plead her claim as a medical malpractice action and she did not follow the MPLA’s pre-suit notice of claim or screening certificate of merit requirements. See, e.g., W. Va. Code § 55-⁠7B-⁠6</w:t>
-      </w:r>
-      <w:r>
-        <w:t xml:space="preserve">. Instead, Appellant pled her case under theories of unjust enrichment, breach of contract, and violations of the WVCCPA. JA 10</w:t>
-      </w:r>
-      <w:r>
-        <w:noBreakHyphen/>
-      </w:r>
-      <w:r>
-        <w:t xml:space="preserve">13.</w:t>
+        <w:t xml:space="preserve">Two (2) years and eight (8) months later, Appellant filed this lawsuit, alleging that her mammograms “were the worst kind of health care because they gave her and others the impression that [they] were accurate when in fact they were not dependably accurate.” JA 5, 10. Although her claims are premised upon Valley Health “failing to ensure that its mammogram technicians were performing those procedures to the FDA’s standards,” resulting in “serious image quality deficiencies” that posed a “serious risk to human health,” JA 11-⁠13, Appellant did not plead her claim as a medical malpractice action and she did not follow the MPLA’s pre-suit notice of claim or screening certificate of merit requirements. See, e.g., W. Va. Code § 55-⁠7B-⁠6</w:t>
+      </w:r>
+      <w:r>
+        <w:t xml:space="preserve">. Instead, Appellant pled her case under theories of unjust enrichment, breach of contract, and violations of the WVCCPA. JA 10-⁠13.</w:t>
       </w:r>
     </w:p>
     <w:p>
@@ -6941,25 +6789,7 @@
         <w:pStyle w:val="BodyText"/>
       </w:pPr>
       <w:r>
-        <w:t xml:space="preserve">Valley Health timely removed this case from the Circuit Court of Jefferson County, West Virginia to the United States District Court for the Northern District of West Virginia and moved to dismiss. JA 27</w:t>
-      </w:r>
-      <w:r>
-        <w:noBreakHyphen/>
-      </w:r>
-      <w:r>
-        <w:t xml:space="preserve">35, 36</w:t>
-      </w:r>
-      <w:r>
-        <w:noBreakHyphen/>
-      </w:r>
-      <w:r>
-        <w:t xml:space="preserve">37. Valley Health argued that the MPLA applied to Appellant’s claims, regardless of how she pled them, because her claims all depend upon proof that the mammogram services she received failed to meet the standards set by the FDA and the ACR – specifically, that “staff were not accurately positioning or compressing women’s breasts during mammograms.” JA 9, 44. In other words, Appellant’s Complaint alleges that Valley Health “failed to exercise that degree of care, skill and learning required or expected of a reasonable, prudent health care provider … acting in the same or similar circumstances,” and “[s]uch failure was a proximate cause of [her] injury.” (essential elements of an MPLA claim). Valley Health further argued that Appellant’s claims are barred by the MPLA because she failed to follow its pre-suit notice and screening certificate of merit requirements, and even if she had her claim was filed outside the MPLA’s two- year statute of limitation. JA 44</w:t>
-      </w:r>
-      <w:r>
-        <w:noBreakHyphen/>
-      </w:r>
-      <w:r>
-        <w:t xml:space="preserve">46.</w:t>
+        <w:t xml:space="preserve">Valley Health timely removed this case from the Circuit Court of Jefferson County, West Virginia to the United States District Court for the Northern District of West Virginia and moved to dismiss. JA 27-⁠35, 36-⁠37. Valley Health argued that the MPLA applied to Appellant’s claims, regardless of how she pled them, because her claims all depend upon proof that the mammogram services she received failed to meet the standards set by the FDA and the ACR – specifically, that “staff were not accurately positioning or compressing women’s breasts during mammograms.” JA 9, 44. In other words, Appellant’s Complaint alleges that Valley Health “failed to exercise that degree of care, skill and learning required or expected of a reasonable, prudent health care provider … acting in the same or similar circumstances,” and “[s]uch failure was a proximate cause of [her] injury.” (essential elements of an MPLA claim). Valley Health further argued that Appellant’s claims are barred by the MPLA because she failed to follow its pre-suit notice and screening certificate of merit requirements, and even if she had her claim was filed outside the MPLA’s two- year statute of limitation. JA 44-⁠46.</w:t>
       </w:r>
     </w:p>
     <w:p>
@@ -7669,13 +7499,7 @@
         <w:pStyle w:val="BodyText"/>
       </w:pPr>
       <w:r>
-        <w:t xml:space="preserve">On October 31, 2022, the district court granted Valley Health’s motion and dismissed Appellant’s Complaint with prejudice. JA 120</w:t>
-      </w:r>
-      <w:r>
-        <w:noBreakHyphen/>
-      </w:r>
-      <w:r>
-        <w:t xml:space="preserve">126. The court agreed that the MPLA applied because all of her claims “are based upon the substandard mammograms she received from Valley Health,” and not Valley Health’s “advertising and billing practices.” JA 125. The court noted that Appellant herself referred to the mammograms as “the worst kind of health care,” and that the MPLA’s definition of “medical professional liability” includes not only “breach of contract based on health care services rendered” but also “other claims that may be contemporaneous … or related … in the context of rendering health care services.” Id. See also W. Va. Code § 55-⁠7B-⁠2(i). The court therefore ruled that Appellant “is unable to escape the MPLA’s broad reach because her claims clearly arise from alleged deficient health care she received, which occurred in the context of medical professional liability.” JA 125.</w:t>
+        <w:t xml:space="preserve">On October 31, 2022, the district court granted Valley Health’s motion and dismissed Appellant’s Complaint with prejudice. JA 120-⁠126. The court agreed that the MPLA applied because all of her claims “are based upon the substandard mammograms she received from Valley Health,” and not Valley Health’s “advertising and billing practices.” JA 125. The court noted that Appellant herself referred to the mammograms as “the worst kind of health care,” and that the MPLA’s definition of “medical professional liability” includes not only “breach of contract based on health care services rendered” but also “other claims that may be contemporaneous … or related … in the context of rendering health care services.” Id. See also W. Va. Code § 55-⁠7B-⁠2(i). The court therefore ruled that Appellant “is unable to escape the MPLA’s broad reach because her claims clearly arise from alleged deficient health care she received, which occurred in the context of medical professional liability.” JA 125.</w:t>
       </w:r>
     </w:p>
     <w:p>
@@ -8107,19 +7931,7 @@
         <w:pStyle w:val="BodyText"/>
       </w:pPr>
       <w:r>
-        <w:t xml:space="preserve">The Fourth Circuit framed the question presented as whether Appellant’s claims fall within the MPLA, despite being styled as claims for breach of contract, unjust enrichment, and violations of the WVCCPA. JA 294. The court “conclude[d] that the answer to that question is unclear” because Appellant has disclaimed “any form of personal injury,” JA 293</w:t>
-      </w:r>
-      <w:r>
-        <w:noBreakHyphen/>
-      </w:r>
-      <w:r>
-        <w:t xml:space="preserve">294, and then discussed how the MPLA’s definition of “medical professional liability” and this Court’s precedents appear to support both parties’ reading of the Act. See JA 294</w:t>
-      </w:r>
-      <w:r>
-        <w:noBreakHyphen/>
-      </w:r>
-      <w:r>
-        <w:t xml:space="preserve">306. For example, although Appellant argues that the Act only covers claims for “personal injury,” this Court’s opinion in State ex rel. West Virginia University Hospitals, Inc. v. Scott</w:t>
+        <w:t xml:space="preserve">The Fourth Circuit framed the question presented as whether Appellant’s claims fall within the MPLA, despite being styled as claims for breach of contract, unjust enrichment, and violations of the WVCCPA. JA 294. The court “conclude[d] that the answer to that question is unclear” because Appellant has disclaimed “any form of personal injury,” JA 293-⁠294, and then discussed how the MPLA’s definition of “medical professional liability” and this Court’s precedents appear to support both parties’ reading of the Act. See JA 294-⁠306. For example, although Appellant argues that the Act only covers claims for “personal injury,” this Court’s opinion in State ex rel. West Virginia University Hospitals, Inc. v. Scott</w:t>
       </w:r>
       <w:r>
         <w:t xml:space="preserve"> </w:t>
@@ -8136,13 +7948,7 @@
         <w:pStyle w:val="BodyText"/>
       </w:pPr>
       <w:r>
-        <w:t xml:space="preserve">the West Virginia legislature has used the term ‘personal injury’ in other statutes … so the lack of such reference here may be telling. Further, the statute’s reference to “liability for damages resulting from the … injury of a person for any … breach of contract based on health care services rendered” might most naturally be read to refer to legal injuries …. JA 304</w:t>
-      </w:r>
-      <w:r>
-        <w:noBreakHyphen/>
-      </w:r>
-      <w:r>
-        <w:t xml:space="preserve">305 (emphasis in original). The court further noted that the Legislature’s 2015 amendments “arguably create[] a wide opening for anchor claims to be defined as ‘other claims that may be … otherwise provided, all in the context of rendering health care services.’” JA 305. Given that “[t]he Act’s legislative history makes clear ‘the Legislature’s intent for the [MPLA] to broadly apply to services encompassing patient care,’” JA 296, the Fourth Circuit certified the question to this Court for resolution. JA 306.</w:t>
+        <w:t xml:space="preserve">the West Virginia legislature has used the term ‘personal injury’ in other statutes … so the lack of such reference here may be telling. Further, the statute’s reference to “liability for damages resulting from the … injury of a person for any … breach of contract based on health care services rendered” might most naturally be read to refer to legal injuries …. JA 304-⁠305 (emphasis in original). The court further noted that the Legislature’s 2015 amendments “arguably create[] a wide opening for anchor claims to be defined as ‘other claims that may be … otherwise provided, all in the context of rendering health care services.’” JA 305. Given that “[t]he Act’s legislative history makes clear ‘the Legislature’s intent for the [MPLA] to broadly apply to services encompassing patient care,’” JA 296, the Fourth Circuit certified the question to this Court for resolution. JA 306.</w:t>
       </w:r>
     </w:p>
     <w:p>
@@ -8371,13 +8177,7 @@
         <w:t xml:space="preserve"> </w:t>
       </w:r>
       <w:r>
-        <w:t xml:space="preserve">v. Primecare Medical of West Virginia, Inc., No. 20</w:t>
-      </w:r>
-      <w:r>
-        <w:noBreakHyphen/>
-      </w:r>
-      <w:r>
-        <w:t xml:space="preserve">0862, 2022 WL 2078178, at *3 (W. Va. Supreme Court, June 9, 2022) (memorandum decision). While Appellant now attempts to downplay the operative facts alleged in her Complaint, “her claims clearly arise from alleged deficient health care she received, which occurred in the context of medical professional liability.” JA 125. Specifically, Appellant sued Valley Health for breach of contract, alleging that she received “deficient” mammograms, containing “serious image quality deficiencies” that posed a “serious risk to human health,” because Valley Health staff “were not accurately positioning or compressing women’s breasts” during the procedure. JA 9, 13. This is obviously a claim for “medical professional liability” that falls within the MPLA, regardless of how Appellant pleads it.</w:t>
+        <w:t xml:space="preserve">v. Primecare Medical of West Virginia, Inc., No. 20-⁠0862, 2022 WL 2078178, at *3 (W. Va. Supreme Court, June 9, 2022) (memorandum decision). While Appellant now attempts to downplay the operative facts alleged in her Complaint, “her claims clearly arise from alleged deficient health care she received, which occurred in the context of medical professional liability.” JA 125. Specifically, Appellant sued Valley Health for breach of contract, alleging that she received “deficient” mammograms, containing “serious image quality deficiencies” that posed a “serious risk to human health,” because Valley Health staff “were not accurately positioning or compressing women’s breasts” during the procedure. JA 9, 13. This is obviously a claim for “medical professional liability” that falls within the MPLA, regardless of how Appellant pleads it.</w:t>
       </w:r>
     </w:p>
     <w:p>
@@ -8807,19 +8607,7 @@
         <w:pStyle w:val="BodyText"/>
       </w:pPr>
       <w:r>
-        <w:t xml:space="preserve">“The failure to plead a claim as governed by the Medical Professional Liability Act … does not preclude application of the Act.” Syl. Pt. 5, in part, Scott, 866 S.E.2d at 350. This Court has consistently rejected attempts to plead around the MPLA when the facts giving rise to a plaintiff’s claims relate to “health care” services rendered, or that should have been rendered, by a “health care provider” to a “patient.”2 This includes attempts to recast MPLA claims as violations of the See, e.g., State ex rel. Charleston Area Medical Center, Inc. v. Thompson, 248 W. Va. 352, 888 S.E.2d 852 (claims for post-delivery mishandling of fetal remains, invasion of privacy fell within the MPLA); Scott, 866 S.E.2d 350 (corporate negligence claims for failure to purchase and utilize, failure to document, spoliation of evidence, and failure to report fell within the MPLA); State ex rel. PrimeCare Medical of West Virginia, Inc. v. Faircloth, 242 W. exact same provisions of the WVCCPA at issue in this case. Compare Blankenship, 656 S.E.2d at 454, 456</w:t>
-      </w:r>
-      <w:r>
-        <w:noBreakHyphen/>
-      </w:r>
-      <w:r>
-        <w:t xml:space="preserve">459 (plaintiff’s claims for “violations of the West Virginia Consumer Credit and Protection Act, W. Va. Code § 46[A]-⁠6-⁠101 et seq.” fell within the MPLA) to JA 10</w:t>
-      </w:r>
-      <w:r>
-        <w:noBreakHyphen/>
-      </w:r>
-      <w:r>
-        <w:t xml:space="preserve">12 (violations of the WVCCPA, W. Va. Code § 46A-⁠6-⁠101 et seq.). Here, Count Three of Appellant’s Complaint (Breach of Contract) falls within the MPLA’s definition of “medical professional liability,” which by its plain language includes claims for “breach of contract based on health care services,” because it depends upon proof that her mammograms did not meet the standard of care. Appellant’s other claims are “contemporaneous or related” to the alleged breach of contract and also fall within the MPLA’s reach.</w:t>
+        <w:t xml:space="preserve">“The failure to plead a claim as governed by the Medical Professional Liability Act … does not preclude application of the Act.” Syl. Pt. 5, in part, Scott, 866 S.E.2d at 350. This Court has consistently rejected attempts to plead around the MPLA when the facts giving rise to a plaintiff’s claims relate to “health care” services rendered, or that should have been rendered, by a “health care provider” to a “patient.”2 This includes attempts to recast MPLA claims as violations of the See, e.g., State ex rel. Charleston Area Medical Center, Inc. v. Thompson, 248 W. Va. 352, 888 S.E.2d 852 (claims for post-delivery mishandling of fetal remains, invasion of privacy fell within the MPLA); Scott, 866 S.E.2d 350 (corporate negligence claims for failure to purchase and utilize, failure to document, spoliation of evidence, and failure to report fell within the MPLA); State ex rel. PrimeCare Medical of West Virginia, Inc. v. Faircloth, 242 W. exact same provisions of the WVCCPA at issue in this case. Compare Blankenship, 656 S.E.2d at 454, 456-⁠459 (plaintiff’s claims for “violations of the West Virginia Consumer Credit and Protection Act, W. Va. Code § 46[A]-⁠6-⁠101 et seq.” fell within the MPLA) to JA 10-⁠12 (violations of the WVCCPA, W. Va. Code § 46A-⁠6-⁠101 et seq.). Here, Count Three of Appellant’s Complaint (Breach of Contract) falls within the MPLA’s definition of “medical professional liability,” which by its plain language includes claims for “breach of contract based on health care services,” because it depends upon proof that her mammograms did not meet the standard of care. Appellant’s other claims are “contemporaneous or related” to the alleged breach of contract and also fall within the MPLA’s reach.</w:t>
       </w:r>
     </w:p>
     <w:p>
@@ -8845,13 +8633,7 @@
         <w:t xml:space="preserve">Care v. Douglas to significantly broaden the scope of “medical professional liability” and other definitions. See Scott</w:t>
       </w:r>
       <w:r>
-        <w:t xml:space="preserve">, 866 S.E.2d at 357</w:t>
-      </w:r>
-      <w:r>
-        <w:noBreakHyphen/>
-      </w:r>
-      <w:r>
-        <w:t xml:space="preserve">359. The MPLA now defines “medical professional liability” to include not only claims for “breach of contract based on health care services,” but also “other claims that may be contemporaneous or related to the alleged … breach of contract or otherwise provided, all in the context of rendering health care services.” W. Va. Code § 55-⁠7B-⁠2</w:t>
+        <w:t xml:space="preserve">, 866 S.E.2d at 357-⁠359. The MPLA now defines “medical professional liability” to include not only claims for “breach of contract based on health care services,” but also “other claims that may be contemporaneous or related to the alleged … breach of contract or otherwise provided, all in the context of rendering health care services.” W. Va. Code § 55-⁠7B-⁠2</w:t>
       </w:r>
       <w:r>
         <w:t xml:space="preserve">(i). The “contemporaneous or related” language was added in response to Va. 335, 835 S.E.2d 579 (2019) (claims for deprivation of state constitutional rights, negligent supervision, negligent training and retention, negligent and intentional infliction of emotional distress, general negligence, and wrongful death fell within the MPLA); Minnich</w:t>
@@ -8908,13 +8690,7 @@
         <w:pStyle w:val="BodyText"/>
       </w:pPr>
       <w:r>
-        <w:t xml:space="preserve">Appellant’s breach of contract claim is a “health care” claim that anchors her other claims within the statutory framework of the MPLA. See JA 13. As stated by the district court, “there can be no doubt that a mammogram falls under the West Virginia Legislature’s definition for health care.” JA 125. Indeed, Appellant herself refers to her mammograms as “health care.” In her Complaint, Appellant alleges “[t]he mammograms provided to [her] were not ‘quality healthcare,’” but were instead “the worst kind of health care.” JA 9</w:t>
-      </w:r>
-      <w:r>
-        <w:noBreakHyphen/>
-      </w:r>
-      <w:r>
-        <w:t xml:space="preserve">10.</w:t>
+        <w:t xml:space="preserve">Appellant’s breach of contract claim is a “health care” claim that anchors her other claims within the statutory framework of the MPLA. See JA 13. As stated by the district court, “there can be no doubt that a mammogram falls under the West Virginia Legislature’s definition for health care.” JA 125. Indeed, Appellant herself refers to her mammograms as “health care.” In her Complaint, Appellant alleges “[t]he mammograms provided to [her] were not ‘quality healthcare,’” but were instead “the worst kind of health care.” JA 9-⁠10.</w:t>
       </w:r>
     </w:p>
     <w:p>
@@ -9075,13 +8851,7 @@
         <w:t xml:space="preserve">So it is here. Like in Scott</w:t>
       </w:r>
       <w:r>
-        <w:t xml:space="preserve">, all of Appellant’s claims in this case are premised on proof that the mammograms she received were not “properly executed mammograms” and therefore “were of different, deficient, inferior, and lesser value.” See JA 12</w:t>
-      </w:r>
-      <w:r>
-        <w:noBreakHyphen/>
-      </w:r>
-      <w:r>
-        <w:t xml:space="preserve">13. This necessarily requires proof that Valley Health “fail[ed] to ensure that its mammogram technicians were performing those procedures to the FDA’s standards” by “not accurately positioning or compressing” her breasts during the procedure. See JA 9, 11. In other words, Appellant must prove that Valley Health failed to meet the applicable standard of care and as a result breached its contract to provide Appellant with properly executed mammograms. As set forth in the PPN itself, Valley Health denies that it breached the standard of care in performing Appellant’s mammograms: “[t]his does not necessarily mean that the results you and your health care provider(s) were given are wrong.” JA 25 (emphasis added).3</w:t>
+        <w:t xml:space="preserve">, all of Appellant’s claims in this case are premised on proof that the mammograms she received were not “properly executed mammograms” and therefore “were of different, deficient, inferior, and lesser value.” See JA 12-⁠13. This necessarily requires proof that Valley Health “fail[ed] to ensure that its mammogram technicians were performing those procedures to the FDA’s standards” by “not accurately positioning or compressing” her breasts during the procedure. See JA 9, 11. In other words, Appellant must prove that Valley Health failed to meet the applicable standard of care and as a result breached its contract to provide Appellant with properly executed mammograms. As set forth in the PPN itself, Valley Health denies that it breached the standard of care in performing Appellant’s mammograms: “[t]his does not necessarily mean that the results you and your health care provider(s) were given are wrong.” JA 25 (emphasis added).3</w:t>
       </w:r>
     </w:p>
     <w:p>
@@ -10009,13 +9779,7 @@
         <w:pStyle w:val="BodyText"/>
       </w:pPr>
       <w:r>
-        <w:t xml:space="preserve">Appellant nonetheless argues that she is not seeking “damages resulting from the death or injury of a person,” so her claims do not meet the MPLA’s definition of “medical professional liability” and therefore fall outside the Act. See Appellant Br. at 8</w:t>
-      </w:r>
-      <w:r>
-        <w:noBreakHyphen/>
-      </w:r>
-      <w:r>
-        <w:t xml:space="preserve">21. Appellant’s argument is defeated by the plain language of the very definition she relies on.</w:t>
+        <w:t xml:space="preserve">Appellant nonetheless argues that she is not seeking “damages resulting from the death or injury of a person,” so her claims do not meet the MPLA’s definition of “medical professional liability” and therefore fall outside the Act. See Appellant Br. at 8-⁠21. Appellant’s argument is defeated by the plain language of the very definition she relies on.</w:t>
       </w:r>
     </w:p>
     <w:p>
@@ -10054,19 +9818,7 @@
         <w:t xml:space="preserve"> </w:t>
       </w:r>
       <w:r>
-        <w:t xml:space="preserve">v. United States, 213 W. Va. 592, 596</w:t>
-      </w:r>
-      <w:r>
-        <w:noBreakHyphen/>
-      </w:r>
-      <w:r>
-        <w:t xml:space="preserve">597, 584 S.E.2d 226, 230</w:t>
-      </w:r>
-      <w:r>
-        <w:noBreakHyphen/>
-      </w:r>
-      <w:r>
-        <w:t xml:space="preserve">231 (2003) (discussing the history of Lord Campbell’s Act and similar statutes that create a statutory remedy for wrongful death). Cf. State ex rel. Morgantown Operating Company, LLC v. Gaujot</w:t>
+        <w:t xml:space="preserve">v. United States, 213 W. Va. 592, 596-⁠597, 584 S.E.2d 226, 230-⁠231 (2003) (discussing the history of Lord Campbell’s Act and similar statutes that create a statutory remedy for wrongful death). Cf. State ex rel. Morgantown Operating Company, LLC v. Gaujot</w:t>
       </w:r>
       <w:r>
         <w:t xml:space="preserve">, 245 W. Va. 415, 859 S.E.2d 358 (2021) (the MPLA’s omission of “death” from its statute of limitation, W. Va. Code § 55-⁠7B-⁠4</w:t>
@@ -10137,13 +9889,7 @@
         <w:pStyle w:val="BodyText"/>
       </w:pPr>
       <w:r>
-        <w:t xml:space="preserve">On the other hand, the West Virginia legislature has used the term “personal injury” in other statutes … so the lack of such a reference here may be telling. Further, the statute’s reference to “liability for damages resulting from … the injury of a person for any … breach of contract based on health care services rendered” might most naturally be read to refer to legal injuries…. JA 304</w:t>
-      </w:r>
-      <w:r>
-        <w:noBreakHyphen/>
-      </w:r>
-      <w:r>
-        <w:t xml:space="preserve">305 (emphasis in original).</w:t>
+        <w:t xml:space="preserve">On the other hand, the West Virginia legislature has used the term “personal injury” in other statutes … so the lack of such a reference here may be telling. Further, the statute’s reference to “liability for damages resulting from … the injury of a person for any … breach of contract based on health care services rendered” might most naturally be read to refer to legal injuries…. JA 304-⁠305 (emphasis in original).</w:t>
       </w:r>
     </w:p>
     <w:p>
@@ -10179,67 +9925,19 @@
         <w:t xml:space="preserve"> </w:t>
       </w:r>
       <w:r>
-        <w:t xml:space="preserve">(stating that the MPLA reforms the common law relating to “[c]ompensation for injury and death”); 55</w:t>
-      </w:r>
-      <w:r>
-        <w:noBreakHyphen/>
-      </w:r>
-      <w:r>
-        <w:t xml:space="preserve">7B</w:t>
-      </w:r>
-      <w:r>
-        <w:noBreakHyphen/>
-      </w:r>
-      <w:r>
-        <w:t xml:space="preserve">2</w:t>
-      </w:r>
-      <w:r>
-        <w:t xml:space="preserve">(h) (defining “injury” or “medical injury” as “injury or death to a patient”); 55</w:t>
-      </w:r>
-      <w:r>
-        <w:noBreakHyphen/>
-      </w:r>
-      <w:r>
-        <w:t xml:space="preserve">7B</w:t>
-      </w:r>
-      <w:r>
-        <w:noBreakHyphen/>
-      </w:r>
-      <w:r>
-        <w:t xml:space="preserve">4</w:t>
-      </w:r>
-      <w:r>
-        <w:t xml:space="preserve">(b) (2022 amendment “that intends to reinstate” the 1-year statute of limitation “for any cause of action for medical injury resulting in injury or death to a person” against nursing homes); 55</w:t>
-      </w:r>
-      <w:r>
-        <w:noBreakHyphen/>
-      </w:r>
-      <w:r>
-        <w:t xml:space="preserve">7B</w:t>
-      </w:r>
-      <w:r>
-        <w:noBreakHyphen/>
-      </w:r>
-      <w:r>
-        <w:t xml:space="preserve">6</w:t>
-      </w:r>
-      <w:r>
-        <w:t xml:space="preserve"> </w:t>
-      </w:r>
-      <w:r>
-        <w:t xml:space="preserve">(screening certificate of merit must include an expert’s opinion as to how “the breach of the applicable standard of care resulted in injury or death”); 55</w:t>
-      </w:r>
-      <w:r>
-        <w:noBreakHyphen/>
-      </w:r>
-      <w:r>
-        <w:t xml:space="preserve">7B</w:t>
-      </w:r>
-      <w:r>
-        <w:noBreakHyphen/>
-      </w:r>
-      <w:r>
-        <w:t xml:space="preserve">9a (reducing economic losses by “payments the plaintiff has received from the same injury from collateral sources”). professional liability” as a basis for avoiding application of the Act while completely ignoring the remainder of the definition. The Legislature could not have intended to include “breach of contract” and “contemporaneous or related” claims within the MPLA’s ambit while simultaneously restricting its reach to only tort claims for “personal injury or death.” Rather, the Act’s definition of “medical professional liability,” when read as a whole, encompasses all claims for damages (tort, contract, or otherwise) that implicate the provision of “health care” to a “patient” and that necessarily depend upon proof that a “health care provider or facility” failed to follow the accepted standard of care. See Thompson</w:t>
+        <w:t xml:space="preserve">(stating that the MPLA reforms the common law relating to “[c]ompensation for injury and death”); 55-⁠7B-⁠2</w:t>
+      </w:r>
+      <w:r>
+        <w:t xml:space="preserve">(h) (defining “injury” or “medical injury” as “injury or death to a patient”); 55-⁠7B-⁠4</w:t>
+      </w:r>
+      <w:r>
+        <w:t xml:space="preserve">(b) (2022 amendment “that intends to reinstate” the 1-year statute of limitation “for any cause of action for medical injury resulting in injury or death to a person” against nursing homes); 55-⁠7B-⁠6</w:t>
+      </w:r>
+      <w:r>
+        <w:t xml:space="preserve"> </w:t>
+      </w:r>
+      <w:r>
+        <w:t xml:space="preserve">(screening certificate of merit must include an expert’s opinion as to how “the breach of the applicable standard of care resulted in injury or death”); 55-⁠7B-⁠9a (reducing economic losses by “payments the plaintiff has received from the same injury from collateral sources”). professional liability” as a basis for avoiding application of the Act while completely ignoring the remainder of the definition. The Legislature could not have intended to include “breach of contract” and “contemporaneous or related” claims within the MPLA’s ambit while simultaneously restricting its reach to only tort claims for “personal injury or death.” Rather, the Act’s definition of “medical professional liability,” when read as a whole, encompasses all claims for damages (tort, contract, or otherwise) that implicate the provision of “health care” to a “patient” and that necessarily depend upon proof that a “health care provider or facility” failed to follow the accepted standard of care. See Thompson</w:t>
       </w:r>
       <w:r>
         <w:t xml:space="preserve">, 248 W. Va. at 358 (the MPLA applies “when the action arises from ‘health care’ rendered to ‘a patient’”); Scott</w:t>
@@ -10569,37 +10267,7 @@
         <w:pStyle w:val="BodyText"/>
       </w:pPr>
       <w:r>
-        <w:t xml:space="preserve">Appellant seeks to avoid the MPLA, including its procedural requirements, damages caps, and two-year statute of limitation, by recasting her medical professional liability claims as “a consumer case” arising from Valley Health’s “advertising and billing practices.” JA 146, 148. See also Appellant Br. at 1 (characterizing this case as “a run of the [mill] billing dispute”). Specifically, Appellant seeks to turn this case into a class action for over $6 million in damages, plus statutory penalties and attorneys’ fees, under the unfair and deceptive acts or practices (“UDAP”) provisions of the WVCCPA, which “is among the most ambiguous provisions of the consumer protection act.” State ex rel. Morrisey v. Copper Beech Townhome Communities Twenty-Six, LLC, 239 W. Va. 741, 750</w:t>
-      </w:r>
-      <w:r>
-        <w:noBreakHyphen/>
-      </w:r>
-      <w:r>
-        <w:t xml:space="preserve">751, 806 S.E.2d 172, 181</w:t>
-      </w:r>
-      <w:r>
-        <w:noBreakHyphen/>
-      </w:r>
-      <w:r>
-        <w:t xml:space="preserve">182 (2017). See also JA 10</w:t>
-      </w:r>
-      <w:r>
-        <w:noBreakHyphen/>
-      </w:r>
-      <w:r>
-        <w:t xml:space="preserve">12 (alleging violations of W. Va. Code §§ 46A-⁠6-⁠102 &amp; 46A</w:t>
-      </w:r>
-      <w:r>
-        <w:noBreakHyphen/>
-      </w:r>
-      <w:r>
-        <w:t xml:space="preserve">6</w:t>
-      </w:r>
-      <w:r>
-        <w:noBreakHyphen/>
-      </w:r>
-      <w:r>
-        <w:t xml:space="preserve">104).</w:t>
+        <w:t xml:space="preserve">Appellant seeks to avoid the MPLA, including its procedural requirements, damages caps, and two-year statute of limitation, by recasting her medical professional liability claims as “a consumer case” arising from Valley Health’s “advertising and billing practices.” JA 146, 148. See also Appellant Br. at 1 (characterizing this case as “a run of the [mill] billing dispute”). Specifically, Appellant seeks to turn this case into a class action for over $6 million in damages, plus statutory penalties and attorneys’ fees, under the unfair and deceptive acts or practices (“UDAP”) provisions of the WVCCPA, which “is among the most ambiguous provisions of the consumer protection act.” State ex rel. Morrisey v. Copper Beech Townhome Communities Twenty-Six, LLC, 239 W. Va. 741, 750-⁠751, 806 S.E.2d 172, 181-⁠182 (2017). See also JA 10-⁠12 (alleging violations of W. Va. Code §§ 46A-⁠6-⁠102 &amp; 46A-⁠6-⁠104).</w:t>
       </w:r>
     </w:p>
     <w:p>
@@ -10613,13 +10281,7 @@
         <w:t xml:space="preserve">, 866 S.E.2d at 359. Underlying her references to “advertising” and “billing” is a medical professional liability claim based on substandard mammography services. The WVCCPA was never intended to regulate claims that implicate the provision of “health care” to a “patient” and depend upon proof that a “health care provider” failed to follow the accepted standard of care – those claims are specifically and extensively regulated by the MPLA. Appellant has not, and cannot, cite a single West Virginia case in which a plaintiff has been permitted to bring a claim under the WVCCPA that is premised on substandard health care services. In fact, this Court has already rejected attempts to recast MPLA claims as violations of the UDAP provisions of the WVCCPA, and it should again reject such efforts in this case. Blankenship</w:t>
       </w:r>
       <w:r>
-        <w:t xml:space="preserve">, 656 S.E.2d at 454, 456</w:t>
-      </w:r>
-      <w:r>
-        <w:noBreakHyphen/>
-      </w:r>
-      <w:r>
-        <w:t xml:space="preserve">459 (plaintiff’s claims for “violations of the West Virginia Consumer Credit and Protection Act, W.Va. Code § 46[A]-⁠6-⁠101 et seq.” fell within the MPLA).</w:t>
+        <w:t xml:space="preserve">, 656 S.E.2d at 454, 456-⁠459 (plaintiff’s claims for “violations of the West Virginia Consumer Credit and Protection Act, W.Va. Code § 46[A]-⁠6-⁠101 et seq.” fell within the MPLA).</w:t>
       </w:r>
     </w:p>
     <w:p>
@@ -10941,19 +10603,7 @@
         <w:t xml:space="preserve"> </w:t>
       </w:r>
       <w:r>
-        <w:t xml:space="preserve">Beech Townhome Communities Twenty-Six, LLC, this Court was asked to determine if the WVCCPA’s debt collection provisions and UDAP provisions applied to the fees a landlord charges tenants under a residential lease. 239 W. Va. 741, 806 S.E.2d 172 (2017). The Attorney General of West Virginia essentially made the same arguments Appellant is making in this case: the WVCCPA was written to “broadly [and] unambiguously apply to many different categories of people,” and under its plain language a tenant is a “consumer” and a landlord “engages in a trade or commerce and is prohibited from using unfair or deceptive acts or practices.” 806 S.E.2d at 176. Cf. JA 10</w:t>
-      </w:r>
-      <w:r>
-        <w:noBreakHyphen/>
-      </w:r>
-      <w:r>
-        <w:t xml:space="preserve">11. After extensively reviewing the history and purpose of the WVCCPA, and after noting that the UDAP provisions are “among the most ambiguous provisions of the consumer protection act,” this Court held that those provisions do not apply to the landlord-tenant relationship. Id. at 181</w:t>
-      </w:r>
-      <w:r>
-        <w:noBreakHyphen/>
-      </w:r>
-      <w:r>
-        <w:t xml:space="preserve">182. This Court offered five reasons for its holding: (1) the UDAP provisions do not explicitly apply to the landlord-tenant relationship; (2) when the Legislature intends for a statute to apply to the landlord-tenant relationship, it does so explicitly; (3) the origin, history, and purposes of the WVCCPA indicate it was not intended to generally apply to and regulate the landlord-tenant relationship; and (5) the case relied on by the Attorney General did not support its position. Id. at 182.</w:t>
+        <w:t xml:space="preserve">Beech Townhome Communities Twenty-Six, LLC, this Court was asked to determine if the WVCCPA’s debt collection provisions and UDAP provisions applied to the fees a landlord charges tenants under a residential lease. 239 W. Va. 741, 806 S.E.2d 172 (2017). The Attorney General of West Virginia essentially made the same arguments Appellant is making in this case: the WVCCPA was written to “broadly [and] unambiguously apply to many different categories of people,” and under its plain language a tenant is a “consumer” and a landlord “engages in a trade or commerce and is prohibited from using unfair or deceptive acts or practices.” 806 S.E.2d at 176. Cf. JA 10-⁠11. After extensively reviewing the history and purpose of the WVCCPA, and after noting that the UDAP provisions are “among the most ambiguous provisions of the consumer protection act,” this Court held that those provisions do not apply to the landlord-tenant relationship. Id. at 181-⁠182. This Court offered five reasons for its holding: (1) the UDAP provisions do not explicitly apply to the landlord-tenant relationship; (2) when the Legislature intends for a statute to apply to the landlord-tenant relationship, it does so explicitly; (3) the origin, history, and purposes of the WVCCPA indicate it was not intended to generally apply to and regulate the landlord-tenant relationship; and (5) the case relied on by the Attorney General did not support its position. Id. at 182.</w:t>
       </w:r>
     </w:p>
     <w:p>
@@ -11632,13 +11282,7 @@
         <w:t xml:space="preserve">Appellant is not the first plaintiff to attempt to plead a medical malpractice claim as “a consumer case” under a state’s consumer protection statute. As noted above, this Court rejected that exact approach in Blankenship</w:t>
       </w:r>
       <w:r>
-        <w:t xml:space="preserve">. 656 S.E.2d at 454, 456</w:t>
-      </w:r>
-      <w:r>
-        <w:noBreakHyphen/>
-      </w:r>
-      <w:r>
-        <w:t xml:space="preserve">459 (plaintiff’s claims for “violations of the West Virginia Consumer Credit and Protection Act, W. Va. Code § 46[A]-⁠6-⁠101 et seq.” fell within the MPLA).</w:t>
+        <w:t xml:space="preserve">. 656 S.E.2d at 454, 456-⁠459 (plaintiff’s claims for “violations of the West Virginia Consumer Credit and Protection Act, W. Va. Code § 46[A]-⁠6-⁠101 et seq.” fell within the MPLA).</w:t>
       </w:r>
     </w:p>
     <w:p>
@@ -11671,13 +11315,7 @@
         <w:pStyle w:val="BodyText"/>
       </w:pPr>
       <w:r>
-        <w:t xml:space="preserve">is simply what all physicians and health care providers represent to the public—that they are licensed and impliedly that they will meet the applicable standards of care. If they fail to meet the standard of care and harm results, the remedy is not one based upon [consumer protection], but upon malpractice. Id. at 974</w:t>
-      </w:r>
-      <w:r>
-        <w:noBreakHyphen/>
-      </w:r>
-      <w:r>
-        <w:t xml:space="preserve">975. The court therefore affirmed summary judgment on plaintiff’s consumer protection claim: “[m]edical malpractice claims recast as [consumer protection] claims cannot form the basis for a [consumer protection] violation. To hold otherwise would transform every claim for medical malpractice into a [consumer protection] claim.” Id.</w:t>
+        <w:t xml:space="preserve">is simply what all physicians and health care providers represent to the public—that they are licensed and impliedly that they will meet the applicable standards of care. If they fail to meet the standard of care and harm results, the remedy is not one based upon [consumer protection], but upon malpractice. Id. at 974-⁠975. The court therefore affirmed summary judgment on plaintiff’s consumer protection claim: “[m]edical malpractice claims recast as [consumer protection] claims cannot form the basis for a [consumer protection] violation. To hold otherwise would transform every claim for medical malpractice into a [consumer protection] claim.” Id.</w:t>
       </w:r>
     </w:p>
     <w:p>
@@ -11688,13 +11326,7 @@
         <w:t xml:space="preserve">Appellant similarly claims that “Valley Health advertised a service and billed for that service, but it did not deliver the service for which it billed.” JA 148. Just like in Haynes</w:t>
       </w:r>
       <w:r>
-        <w:t xml:space="preserve">, Appellant argues that her claims are based on what Valley Health represented to the public – “that it is licensed and impliedly will meet the applicable standards of care” – but her remedy is not one based on consumer protection, but upon medical malpractice. 699 A.2d at 974</w:t>
-      </w:r>
-      <w:r>
-        <w:noBreakHyphen/>
-      </w:r>
-      <w:r>
-        <w:t xml:space="preserve">975. The fact that Appellant now “disclaims any physical injury arising from her mammograms,” see JA 295, doesn’t change the analysis – Appellant’s claims still arise from alleged “breach of contract based on health care services” and falls within the MPLA. See W. Va. Code § 55-⁠7B-⁠2</w:t>
+        <w:t xml:space="preserve">, Appellant argues that her claims are based on what Valley Health represented to the public – “that it is licensed and impliedly will meet the applicable standards of care” – but her remedy is not one based on consumer protection, but upon medical malpractice. 699 A.2d at 974-⁠975. The fact that Appellant now “disclaims any physical injury arising from her mammograms,” see JA 295, doesn’t change the analysis – Appellant’s claims still arise from alleged “breach of contract based on health care services” and falls within the MPLA. See W. Va. Code § 55-⁠7B-⁠2</w:t>
       </w:r>
       <w:r>
         <w:t xml:space="preserve">(i). Again, to prove her claim of “unfair and deceptive advertising,” Appellant must first prove that Valley Health deviated from the standard of care when it performed her mammograms. Thus, Appellant’s Complaint states a claim for medical professional liability under the MPLA, not a violation of the WVCCPA.</w:t>
@@ -12337,19 +11969,7 @@
         <w:pStyle w:val="BodyText"/>
       </w:pPr>
       <w:r>
-        <w:t xml:space="preserve">Appellant concludes by declaring that Valley Health seeks “the limitless application of the MPLA,” rattling off a parade of horribles that would supposedly result if this Court finds that her breach of contract claim arising from alleged substandard mammograms falls within the Act. See Appellant Br. at 23</w:t>
-      </w:r>
-      <w:r>
-        <w:noBreakHyphen/>
-      </w:r>
-      <w:r>
-        <w:t xml:space="preserve">24. Appellant jumps to this conclusion by reasoning that everything Valley Health does “will ostensibly somehow relate to ‘health care,’” Appellant Br. at 8, so even claims that do not “arise[] from ‘health care’ rendered to ‘a patient,’” see Thompson, 248 W. Va. at 358, such as “a hospital van … hitting a parked vehicle … in the hospital parking lot” or “bond holders of [a] hospital needing to [collect] … after a default” would fall within the MPLA. Appellant Br. at 23</w:t>
-      </w:r>
-      <w:r>
-        <w:noBreakHyphen/>
-      </w:r>
-      <w:r>
-        <w:t xml:space="preserve">24. Appellant’s argument grossly overstates Valley Health’s position (and the district court’s dismissal order), as well as the plain language of the Act and this Court’s precedents.</w:t>
+        <w:t xml:space="preserve">Appellant concludes by declaring that Valley Health seeks “the limitless application of the MPLA,” rattling off a parade of horribles that would supposedly result if this Court finds that her breach of contract claim arising from alleged substandard mammograms falls within the Act. See Appellant Br. at 23-⁠24. Appellant jumps to this conclusion by reasoning that everything Valley Health does “will ostensibly somehow relate to ‘health care,’” Appellant Br. at 8, so even claims that do not “arise[] from ‘health care’ rendered to ‘a patient,’” see Thompson, 248 W. Va. at 358, such as “a hospital van … hitting a parked vehicle … in the hospital parking lot” or “bond holders of [a] hospital needing to [collect] … after a default” would fall within the MPLA. Appellant Br. at 23-⁠24. Appellant’s argument grossly overstates Valley Health’s position (and the district court’s dismissal order), as well as the plain language of the Act and this Court’s precedents.</w:t>
       </w:r>
     </w:p>
     <w:p>
@@ -12403,43 +12023,13 @@
         <w:t xml:space="preserve"> </w:t>
       </w:r>
       <w:r>
-        <w:t xml:space="preserve">through 6c, 55</w:t>
-      </w:r>
-      <w:r>
-        <w:noBreakHyphen/>
-      </w:r>
-      <w:r>
-        <w:t xml:space="preserve">7B</w:t>
-      </w:r>
-      <w:r>
-        <w:noBreakHyphen/>
-      </w:r>
-      <w:r>
-        <w:t xml:space="preserve">7 through 9d. In contrast, the WVCCPA has a four-year statute of limitation, its pre-suit notice and opportunity to cure requirement does not require expert review like an MPLA screening certificate of merit, there are no qualifications for experts beyond those generally required by the Rules of Evidence, and in addition to actual damages plaintiffs can recover statutory penalties and attorneys’ fees and costs that are not available remedies under the MPLA. See W. Va. Code §§ 46A-⁠5-⁠101</w:t>
-      </w:r>
-      <w:r>
-        <w:t xml:space="preserve">, 46A</w:t>
-      </w:r>
-      <w:r>
-        <w:noBreakHyphen/>
-      </w:r>
-      <w:r>
-        <w:t xml:space="preserve">5</w:t>
-      </w:r>
-      <w:r>
-        <w:noBreakHyphen/>
-      </w:r>
-      <w:r>
-        <w:t xml:space="preserve">104</w:t>
-      </w:r>
-      <w:r>
-        <w:t xml:space="preserve">, and 46A</w:t>
-      </w:r>
-      <w:r>
-        <w:noBreakHyphen/>
-      </w:r>
-      <w:r>
-        <w:t xml:space="preserve">5- 108. Allowing Appellant to sue for “deceptive billing and advertising” under the WVCCPA, instead of medical professional liability under the MPLA, is contrary to the intent of the MPLA and would “amount to a judicial repeal” of the Act. See Scott</w:t>
+        <w:t xml:space="preserve">through 6c, 55-⁠7B-⁠7 through 9d. In contrast, the WVCCPA has a four-year statute of limitation, its pre-suit notice and opportunity to cure requirement does not require expert review like an MPLA screening certificate of merit, there are no qualifications for experts beyond those generally required by the Rules of Evidence, and in addition to actual damages plaintiffs can recover statutory penalties and attorneys’ fees and costs that are not available remedies under the MPLA. See W. Va. Code §§ 46A-⁠5-⁠101</w:t>
+      </w:r>
+      <w:r>
+        <w:t xml:space="preserve">, 46A-⁠5-⁠104</w:t>
+      </w:r>
+      <w:r>
+        <w:t xml:space="preserve">, and 46A-⁠5- 108. Allowing Appellant to sue for “deceptive billing and advertising” under the WVCCPA, instead of medical professional liability under the MPLA, is contrary to the intent of the MPLA and would “amount to a judicial repeal” of the Act. See Scott</w:t>
       </w:r>
       <w:r>
         <w:t xml:space="preserve">, 866 S.E.2d at 365.</w:t>
@@ -12766,9 +12356,7 @@
               <w:t xml:space="preserve"> </w:t>
             </w:r>
             <w:r>
-              <w:t xml:space="preserve">25402</w:t>
-              <w:noBreakHyphen/>
-              <w:t xml:space="preserve">1419</w:t>
+              <w:t xml:space="preserve">25402-⁠1419</w:t>
             </w:r>
           </w:p>
           <w:p>
@@ -12790,9 +12378,7 @@
               <w:t xml:space="preserve"> </w:t>
             </w:r>
             <w:r>
-              <w:t xml:space="preserve">264</w:t>
-              <w:noBreakHyphen/>
-              <w:t xml:space="preserve">4222</w:t>
+              <w:t xml:space="preserve">264-⁠4222</w:t>
             </w:r>
           </w:p>
           <w:p>
@@ -12814,9 +12400,7 @@
               <w:t xml:space="preserve"> </w:t>
             </w:r>
             <w:r>
-              <w:t xml:space="preserve">267</w:t>
-              <w:noBreakHyphen/>
-              <w:t xml:space="preserve">3822</w:t>
+              <w:t xml:space="preserve">267-⁠3822</w:t>
             </w:r>
           </w:p>
           <w:p>
@@ -13439,9 +13023,7 @@
               <w:t xml:space="preserve"> </w:t>
             </w:r>
             <w:r>
-              <w:t xml:space="preserve">25402</w:t>
-              <w:noBreakHyphen/>
-              <w:t xml:space="preserve">1419</w:t>
+              <w:t xml:space="preserve">25402-⁠1419</w:t>
             </w:r>
           </w:p>
           <w:p>
@@ -13463,9 +13045,7 @@
               <w:t xml:space="preserve"> </w:t>
             </w:r>
             <w:r>
-              <w:t xml:space="preserve">264</w:t>
-              <w:noBreakHyphen/>
-              <w:t xml:space="preserve">4222</w:t>
+              <w:t xml:space="preserve">264-⁠4222</w:t>
             </w:r>
           </w:p>
           <w:p>
@@ -13487,9 +13067,7 @@
               <w:t xml:space="preserve"> </w:t>
             </w:r>
             <w:r>
-              <w:t xml:space="preserve">267</w:t>
-              <w:noBreakHyphen/>
-              <w:t xml:space="preserve">3822</w:t>
+              <w:t xml:space="preserve">267-⁠3822</w:t>
             </w:r>
           </w:p>
           <w:p>
@@ -14390,7 +13968,7 @@
     <w:qFormat/>
     <w:pPr>
       <w:keepLines/>
-      <w:spacing w:before="0" w:after="140" w:line="253" w:lineRule="exact"/>
+      <w:spacing w:before="46" w:after="140" w:line="253" w:lineRule="exact"/>
     </w:pPr>
     <w:rPr>
       <w:sz w:val="22"/>
